--- a/문서/2022184031_임수영_숙제11.docx
+++ b/문서/2022184031_임수영_숙제11.docx
@@ -299,7 +299,7 @@
             <w:pPr>
               <w:jc w:val="center"/>
               <w:rPr>
-                <w:rFonts w:ascii="HY견고딕" w:eastAsia="HY견고딕" w:hint="eastAsia"/>
+                <w:rFonts w:ascii="HY견고딕" w:eastAsia="HY견고딕"/>
                 <w:sz w:val="28"/>
                 <w:szCs w:val="28"/>
               </w:rPr>
@@ -815,7 +815,7 @@
             <w:pPr>
               <w:jc w:val="center"/>
               <w:rPr>
-                <w:rFonts w:ascii="HY견고딕" w:eastAsia="HY견고딕"/>
+                <w:rFonts w:ascii="HY견고딕" w:eastAsia="HY견고딕" w:hint="eastAsia"/>
                 <w:sz w:val="28"/>
                 <w:szCs w:val="28"/>
               </w:rPr>
@@ -826,7 +826,15 @@
                 <w:sz w:val="28"/>
                 <w:szCs w:val="28"/>
               </w:rPr>
-              <w:t>Lock Free</w:t>
+              <w:t>L</w:t>
+            </w:r>
+            <w:r>
+              <w:rPr>
+                <w:rFonts w:ascii="HY견고딕" w:eastAsia="HY견고딕" w:hint="eastAsia"/>
+                <w:sz w:val="28"/>
+                <w:szCs w:val="28"/>
+              </w:rPr>
+              <w:t>F_SET</w:t>
             </w:r>
           </w:p>
         </w:tc>
@@ -874,7 +882,15 @@
                 <w:sz w:val="32"/>
                 <w:szCs w:val="32"/>
               </w:rPr>
-              <w:t xml:space="preserve">219 </w:t>
+              <w:t>8</w:t>
+            </w:r>
+            <w:r>
+              <w:rPr>
+                <w:rFonts w:ascii="HY견고딕" w:eastAsia="HY견고딕" w:hint="eastAsia"/>
+                <w:sz w:val="32"/>
+                <w:szCs w:val="32"/>
+              </w:rPr>
+              <w:t xml:space="preserve"> </w:t>
             </w:r>
             <w:r>
               <w:rPr>
@@ -952,7 +968,15 @@
                 <w:sz w:val="32"/>
                 <w:szCs w:val="32"/>
               </w:rPr>
-              <w:t xml:space="preserve">505 </w:t>
+              <w:t>5</w:t>
+            </w:r>
+            <w:r>
+              <w:rPr>
+                <w:rFonts w:ascii="HY견고딕" w:eastAsia="HY견고딕" w:hint="eastAsia"/>
+                <w:sz w:val="32"/>
+                <w:szCs w:val="32"/>
+              </w:rPr>
+              <w:t xml:space="preserve"> </w:t>
             </w:r>
             <w:r>
               <w:rPr>
@@ -1030,7 +1054,15 @@
                 <w:sz w:val="32"/>
                 <w:szCs w:val="32"/>
               </w:rPr>
-              <w:t xml:space="preserve">745 </w:t>
+              <w:t>4</w:t>
+            </w:r>
+            <w:r>
+              <w:rPr>
+                <w:rFonts w:ascii="HY견고딕" w:eastAsia="HY견고딕" w:hint="eastAsia"/>
+                <w:sz w:val="32"/>
+                <w:szCs w:val="32"/>
+              </w:rPr>
+              <w:t xml:space="preserve"> </w:t>
             </w:r>
             <w:r>
               <w:rPr>
@@ -1108,7 +1140,15 @@
                 <w:sz w:val="32"/>
                 <w:szCs w:val="32"/>
               </w:rPr>
-              <w:t xml:space="preserve">903 </w:t>
+              <w:t>5</w:t>
+            </w:r>
+            <w:r>
+              <w:rPr>
+                <w:rFonts w:ascii="HY견고딕" w:eastAsia="HY견고딕" w:hint="eastAsia"/>
+                <w:sz w:val="32"/>
+                <w:szCs w:val="32"/>
+              </w:rPr>
+              <w:t xml:space="preserve"> </w:t>
             </w:r>
             <w:r>
               <w:rPr>
@@ -1186,7 +1226,15 @@
                 <w:sz w:val="32"/>
                 <w:szCs w:val="32"/>
               </w:rPr>
-              <w:t xml:space="preserve">1065 </w:t>
+              <w:t>9</w:t>
+            </w:r>
+            <w:r>
+              <w:rPr>
+                <w:rFonts w:ascii="HY견고딕" w:eastAsia="HY견고딕" w:hint="eastAsia"/>
+                <w:sz w:val="32"/>
+                <w:szCs w:val="32"/>
+              </w:rPr>
+              <w:t xml:space="preserve"> </w:t>
             </w:r>
             <w:r>
               <w:rPr>
@@ -1264,7 +1312,23 @@
                 <w:sz w:val="32"/>
                 <w:szCs w:val="32"/>
               </w:rPr>
-              <w:t>1090 seconds</w:t>
+              <w:t>1</w:t>
+            </w:r>
+            <w:r>
+              <w:rPr>
+                <w:rFonts w:ascii="HY견고딕" w:eastAsia="HY견고딕" w:hint="eastAsia"/>
+                <w:sz w:val="32"/>
+                <w:szCs w:val="32"/>
+              </w:rPr>
+              <w:t>8</w:t>
+            </w:r>
+            <w:r>
+              <w:rPr>
+                <w:rFonts w:ascii="HY견고딕" w:eastAsia="HY견고딕" w:hint="eastAsia"/>
+                <w:sz w:val="32"/>
+                <w:szCs w:val="32"/>
+              </w:rPr>
+              <w:t xml:space="preserve"> seconds</w:t>
             </w:r>
           </w:p>
         </w:tc>
@@ -1283,11 +1347,19 @@
             <w:pPr>
               <w:jc w:val="center"/>
               <w:rPr>
-                <w:rFonts w:ascii="HY견고딕" w:eastAsia="HY견고딕"/>
+                <w:rFonts w:ascii="HY견고딕" w:eastAsia="HY견고딕" w:hint="eastAsia"/>
                 <w:sz w:val="28"/>
                 <w:szCs w:val="28"/>
               </w:rPr>
             </w:pPr>
+            <w:r>
+              <w:rPr>
+                <w:rFonts w:ascii="HY견고딕" w:eastAsia="HY견고딕" w:hint="eastAsia"/>
+                <w:sz w:val="28"/>
+                <w:szCs w:val="28"/>
+              </w:rPr>
+              <w:t>Wait-Free 만능객체</w:t>
+            </w:r>
           </w:p>
         </w:tc>
         <w:tc>
@@ -1299,7 +1371,7 @@
             <w:pPr>
               <w:jc w:val="center"/>
               <w:rPr>
-                <w:rFonts w:ascii="HY견고딕" w:eastAsia="HY견고딕" w:hint="eastAsia"/>
+                <w:rFonts w:ascii="HY견고딕" w:eastAsia="HY견고딕"/>
                 <w:sz w:val="32"/>
                 <w:szCs w:val="32"/>
               </w:rPr>
@@ -1323,7 +1395,7 @@
             <w:pPr>
               <w:jc w:val="center"/>
               <w:rPr>
-                <w:rFonts w:ascii="HY견고딕" w:eastAsia="HY견고딕" w:hint="eastAsia"/>
+                <w:rFonts w:ascii="HY견고딕" w:eastAsia="HY견고딕"/>
                 <w:sz w:val="32"/>
                 <w:szCs w:val="32"/>
               </w:rPr>
@@ -1393,7 +1465,7 @@
             <w:pPr>
               <w:jc w:val="center"/>
               <w:rPr>
-                <w:rFonts w:ascii="HY견고딕" w:eastAsia="HY견고딕" w:hint="eastAsia"/>
+                <w:rFonts w:ascii="HY견고딕" w:eastAsia="HY견고딕"/>
                 <w:sz w:val="32"/>
                 <w:szCs w:val="32"/>
               </w:rPr>
@@ -1417,7 +1489,7 @@
             <w:pPr>
               <w:jc w:val="center"/>
               <w:rPr>
-                <w:rFonts w:ascii="HY견고딕" w:eastAsia="HY견고딕" w:hint="eastAsia"/>
+                <w:rFonts w:ascii="HY견고딕" w:eastAsia="HY견고딕"/>
                 <w:sz w:val="32"/>
                 <w:szCs w:val="32"/>
               </w:rPr>
@@ -1487,7 +1559,7 @@
             <w:pPr>
               <w:jc w:val="center"/>
               <w:rPr>
-                <w:rFonts w:ascii="HY견고딕" w:eastAsia="HY견고딕" w:hint="eastAsia"/>
+                <w:rFonts w:ascii="HY견고딕" w:eastAsia="HY견고딕"/>
                 <w:sz w:val="32"/>
                 <w:szCs w:val="32"/>
               </w:rPr>
@@ -1511,7 +1583,7 @@
             <w:pPr>
               <w:jc w:val="center"/>
               <w:rPr>
-                <w:rFonts w:ascii="HY견고딕" w:eastAsia="HY견고딕" w:hint="eastAsia"/>
+                <w:rFonts w:ascii="HY견고딕" w:eastAsia="HY견고딕"/>
                 <w:sz w:val="32"/>
                 <w:szCs w:val="32"/>
               </w:rPr>
@@ -1581,7 +1653,7 @@
             <w:pPr>
               <w:jc w:val="center"/>
               <w:rPr>
-                <w:rFonts w:ascii="HY견고딕" w:eastAsia="HY견고딕" w:hint="eastAsia"/>
+                <w:rFonts w:ascii="HY견고딕" w:eastAsia="HY견고딕"/>
                 <w:sz w:val="32"/>
                 <w:szCs w:val="32"/>
               </w:rPr>
@@ -1605,7 +1677,7 @@
             <w:pPr>
               <w:jc w:val="center"/>
               <w:rPr>
-                <w:rFonts w:ascii="HY견고딕" w:eastAsia="HY견고딕" w:hint="eastAsia"/>
+                <w:rFonts w:ascii="HY견고딕" w:eastAsia="HY견고딕"/>
                 <w:sz w:val="32"/>
                 <w:szCs w:val="32"/>
               </w:rPr>
@@ -1675,7 +1747,7 @@
             <w:pPr>
               <w:jc w:val="center"/>
               <w:rPr>
-                <w:rFonts w:ascii="HY견고딕" w:eastAsia="HY견고딕" w:hint="eastAsia"/>
+                <w:rFonts w:ascii="HY견고딕" w:eastAsia="HY견고딕"/>
                 <w:sz w:val="32"/>
                 <w:szCs w:val="32"/>
               </w:rPr>
@@ -1699,7 +1771,7 @@
             <w:pPr>
               <w:jc w:val="center"/>
               <w:rPr>
-                <w:rFonts w:ascii="HY견고딕" w:eastAsia="HY견고딕" w:hint="eastAsia"/>
+                <w:rFonts w:ascii="HY견고딕" w:eastAsia="HY견고딕"/>
                 <w:sz w:val="32"/>
                 <w:szCs w:val="32"/>
               </w:rPr>
@@ -1761,7 +1833,7 @@
             <w:pPr>
               <w:jc w:val="center"/>
               <w:rPr>
-                <w:rFonts w:ascii="HY견고딕" w:eastAsia="HY견고딕" w:hint="eastAsia"/>
+                <w:rFonts w:ascii="HY견고딕" w:eastAsia="HY견고딕"/>
                 <w:sz w:val="32"/>
                 <w:szCs w:val="32"/>
               </w:rPr>
@@ -1785,7 +1857,7 @@
             <w:pPr>
               <w:jc w:val="center"/>
               <w:rPr>
-                <w:rFonts w:ascii="HY견고딕" w:eastAsia="HY견고딕" w:hint="eastAsia"/>
+                <w:rFonts w:ascii="HY견고딕" w:eastAsia="HY견고딕"/>
                 <w:sz w:val="32"/>
                 <w:szCs w:val="32"/>
               </w:rPr>
